--- a/模型.docx
+++ b/模型.docx
@@ -16,7 +16,7 @@
           <w:rFonts w:hint="eastAsia"/>
           <w:lang w:val="en-US" w:eastAsia="zh-CN"/>
         </w:rPr>
-        <w:t>关于对刘慈欣先生《三体》系列作品中“黑暗森林”宇宙图景的逻辑分析与定量分析</w:t>
+        <w:t>关于对刘慈欣《三体》系列作品中“黑暗森林”宇宙图景的逻辑分析与定量分析</w:t>
       </w:r>
     </w:p>
     <w:p>
@@ -556,6 +556,7 @@
     <w:p>
       <w:pPr>
         <w:numPr>
+          <w:ilvl w:val="0"/>
           <w:numId w:val="0"/>
         </w:numPr>
         <w:ind w:leftChars="0"/>
@@ -575,6 +576,7 @@
     <w:p>
       <w:pPr>
         <w:numPr>
+          <w:ilvl w:val="0"/>
           <w:numId w:val="0"/>
         </w:numPr>
         <w:ind w:leftChars="0"/>
@@ -594,6 +596,7 @@
     <w:p>
       <w:pPr>
         <w:numPr>
+          <w:ilvl w:val="0"/>
           <w:numId w:val="0"/>
         </w:numPr>
         <w:ind w:leftChars="0"/>
@@ -613,6 +616,7 @@
     <w:p>
       <w:pPr>
         <w:numPr>
+          <w:ilvl w:val="0"/>
           <w:numId w:val="0"/>
         </w:numPr>
         <w:ind w:leftChars="0"/>
@@ -632,6 +636,7 @@
     <w:p>
       <w:pPr>
         <w:numPr>
+          <w:ilvl w:val="0"/>
           <w:numId w:val="0"/>
         </w:numPr>
         <w:ind w:leftChars="0"/>
@@ -665,6 +670,7 @@
     <w:p>
       <w:pPr>
         <w:numPr>
+          <w:ilvl w:val="0"/>
           <w:numId w:val="0"/>
         </w:numPr>
         <w:ind w:leftChars="0"/>
@@ -684,6 +690,7 @@
     <w:p>
       <w:pPr>
         <w:numPr>
+          <w:ilvl w:val="0"/>
           <w:numId w:val="0"/>
         </w:numPr>
         <w:ind w:leftChars="0"/>
@@ -723,20 +730,41 @@
     <w:p>
       <w:pPr>
         <w:numPr>
+          <w:ilvl w:val="0"/>
           <w:numId w:val="0"/>
         </w:numPr>
         <w:ind w:leftChars="0"/>
         <w:rPr>
-          <w:rFonts w:hint="default"/>
-          <w:lang w:val="en-US" w:eastAsia="zh-CN"/>
-        </w:rPr>
-      </w:pPr>
-      <w:r>
-        <w:rPr>
-          <w:rFonts w:hint="eastAsia"/>
-          <w:lang w:val="en-US" w:eastAsia="zh-CN"/>
-        </w:rPr>
-        <w:t>Q1：</w:t>
+          <w:rFonts w:hint="eastAsia"/>
+          <w:lang w:val="en-US" w:eastAsia="zh-CN"/>
+        </w:rPr>
+      </w:pPr>
+      <w:r>
+        <w:rPr>
+          <w:rFonts w:hint="eastAsia"/>
+          <w:lang w:val="en-US" w:eastAsia="zh-CN"/>
+        </w:rPr>
+        <w:t>Q1：如何确定在物种差异大时确实会存在猜疑链而不是被交流所稀释?</w:t>
+      </w:r>
+    </w:p>
+    <w:p>
+      <w:pPr>
+        <w:numPr>
+          <w:ilvl w:val="0"/>
+          <w:numId w:val="0"/>
+        </w:numPr>
+        <w:ind w:leftChars="0"/>
+        <w:rPr>
+          <w:rFonts w:hint="default"/>
+          <w:lang w:val="en-US" w:eastAsia="zh-CN"/>
+        </w:rPr>
+      </w:pPr>
+      <w:r>
+        <w:rPr>
+          <w:rFonts w:hint="eastAsia"/>
+          <w:lang w:val="en-US" w:eastAsia="zh-CN"/>
+        </w:rPr>
+        <w:t>A: 宇宙尺度中,交流的时间差和不同物种间</w:t>
       </w:r>
       <w:bookmarkStart w:id="0" w:name="_GoBack"/>
       <w:bookmarkEnd w:id="0"/>
@@ -1162,6 +1190,7 @@
   <w:style w:type="character" w:customStyle="1" w:styleId="8">
     <w:name w:val="标题 4 Char"/>
     <w:link w:val="5"/>
+    <w:qFormat/>
     <w:uiPriority w:val="0"/>
     <w:rPr>
       <w:rFonts w:ascii="Arial" w:hAnsi="Arial" w:eastAsia="黑体"/>
